--- a/Fase 2/Evidencias Proyecto/Acta de Constitucion ServiHogar.docx
+++ b/Fase 2/Evidencias Proyecto/Acta de Constitucion ServiHogar.docx
@@ -3699,6 +3699,7 @@
           <w:bCs/>
           <w:sz w:val="24"/>
           <w:szCs w:val="24"/>
+          <w:lang w:val="en-US"/>
         </w:rPr>
       </w:pPr>
       <w:r>
@@ -3708,6 +3709,7 @@
           <w:bCs/>
           <w:sz w:val="24"/>
           <w:szCs w:val="24"/>
+          <w:lang w:val="en-US"/>
         </w:rPr>
         <w:t>STACK TECNOLÓGICO IMPLEMENTADO:</w:t>
       </w:r>
@@ -3719,15 +3721,37 @@
           <w:rFonts w:asciiTheme="minorHAnsi" w:hAnsiTheme="minorHAnsi" w:cstheme="minorHAnsi"/>
           <w:sz w:val="24"/>
           <w:szCs w:val="24"/>
-        </w:rPr>
-      </w:pPr>
-      <w:r>
-        <w:rPr>
-          <w:rFonts w:asciiTheme="minorHAnsi" w:hAnsiTheme="minorHAnsi" w:cstheme="minorHAnsi"/>
-          <w:sz w:val="24"/>
-          <w:szCs w:val="24"/>
-        </w:rPr>
-        <w:t xml:space="preserve">• </w:t>
+          <w:lang w:val="en-US"/>
+        </w:rPr>
+      </w:pPr>
+      <w:r>
+        <w:rPr>
+          <w:rFonts w:asciiTheme="minorHAnsi" w:hAnsiTheme="minorHAnsi" w:cstheme="minorHAnsi"/>
+          <w:sz w:val="24"/>
+          <w:szCs w:val="24"/>
+          <w:lang w:val="en-US"/>
+        </w:rPr>
+        <w:t xml:space="preserve">• Frontend: React + TypeScript + Tailwind CSS v4 </w:t>
+      </w:r>
+    </w:p>
+    <w:p>
+      <w:pPr>
+        <w:pStyle w:val="Textosinformato"/>
+        <w:rPr>
+          <w:rFonts w:asciiTheme="minorHAnsi" w:hAnsiTheme="minorHAnsi" w:cstheme="minorHAnsi"/>
+          <w:sz w:val="24"/>
+          <w:szCs w:val="24"/>
+          <w:lang w:val="en-US"/>
+        </w:rPr>
+      </w:pPr>
+      <w:r>
+        <w:rPr>
+          <w:rFonts w:asciiTheme="minorHAnsi" w:hAnsiTheme="minorHAnsi" w:cstheme="minorHAnsi"/>
+          <w:sz w:val="24"/>
+          <w:szCs w:val="24"/>
+          <w:lang w:val="en-US"/>
+        </w:rPr>
+        <w:t>• Backend: Django + PostgreSQL (</w:t>
       </w:r>
       <w:proofErr w:type="spellStart"/>
       <w:r>
@@ -3735,8 +3759,9 @@
           <w:rFonts w:asciiTheme="minorHAnsi" w:hAnsiTheme="minorHAnsi" w:cstheme="minorHAnsi"/>
           <w:sz w:val="24"/>
           <w:szCs w:val="24"/>
-        </w:rPr>
-        <w:t>Frontend</w:t>
+          <w:lang w:val="en-US"/>
+        </w:rPr>
+        <w:t>por</w:t>
       </w:r>
       <w:proofErr w:type="spellEnd"/>
       <w:r>
@@ -3744,8 +3769,9 @@
           <w:rFonts w:asciiTheme="minorHAnsi" w:hAnsiTheme="minorHAnsi" w:cstheme="minorHAnsi"/>
           <w:sz w:val="24"/>
           <w:szCs w:val="24"/>
-        </w:rPr>
-        <w:t xml:space="preserve">: </w:t>
+          <w:lang w:val="en-US"/>
+        </w:rPr>
+        <w:t xml:space="preserve"> </w:t>
       </w:r>
       <w:proofErr w:type="spellStart"/>
       <w:r>
@@ -3753,8 +3779,9 @@
           <w:rFonts w:asciiTheme="minorHAnsi" w:hAnsiTheme="minorHAnsi" w:cstheme="minorHAnsi"/>
           <w:sz w:val="24"/>
           <w:szCs w:val="24"/>
-        </w:rPr>
-        <w:t>React</w:t>
+          <w:lang w:val="en-US"/>
+        </w:rPr>
+        <w:t>implementar</w:t>
       </w:r>
       <w:proofErr w:type="spellEnd"/>
       <w:r>
@@ -3762,116 +3789,29 @@
           <w:rFonts w:asciiTheme="minorHAnsi" w:hAnsiTheme="minorHAnsi" w:cstheme="minorHAnsi"/>
           <w:sz w:val="24"/>
           <w:szCs w:val="24"/>
-        </w:rPr>
-        <w:t xml:space="preserve"> + </w:t>
-      </w:r>
-      <w:proofErr w:type="spellStart"/>
-      <w:r>
-        <w:rPr>
-          <w:rFonts w:asciiTheme="minorHAnsi" w:hAnsiTheme="minorHAnsi" w:cstheme="minorHAnsi"/>
-          <w:sz w:val="24"/>
-          <w:szCs w:val="24"/>
-        </w:rPr>
-        <w:t>TypeScript</w:t>
-      </w:r>
-      <w:proofErr w:type="spellEnd"/>
-      <w:r>
-        <w:rPr>
-          <w:rFonts w:asciiTheme="minorHAnsi" w:hAnsiTheme="minorHAnsi" w:cstheme="minorHAnsi"/>
-          <w:sz w:val="24"/>
-          <w:szCs w:val="24"/>
-        </w:rPr>
-        <w:t xml:space="preserve"> + </w:t>
-      </w:r>
-      <w:proofErr w:type="spellStart"/>
-      <w:r>
-        <w:rPr>
-          <w:rFonts w:asciiTheme="minorHAnsi" w:hAnsiTheme="minorHAnsi" w:cstheme="minorHAnsi"/>
-          <w:sz w:val="24"/>
-          <w:szCs w:val="24"/>
-        </w:rPr>
-        <w:t>Tailwind</w:t>
-      </w:r>
-      <w:proofErr w:type="spellEnd"/>
-      <w:r>
-        <w:rPr>
-          <w:rFonts w:asciiTheme="minorHAnsi" w:hAnsiTheme="minorHAnsi" w:cstheme="minorHAnsi"/>
-          <w:sz w:val="24"/>
-          <w:szCs w:val="24"/>
-        </w:rPr>
-        <w:t xml:space="preserve"> CSS v4 </w:t>
-      </w:r>
-    </w:p>
-    <w:p>
-      <w:pPr>
-        <w:pStyle w:val="Textosinformato"/>
-        <w:rPr>
-          <w:rFonts w:asciiTheme="minorHAnsi" w:hAnsiTheme="minorHAnsi" w:cstheme="minorHAnsi"/>
-          <w:sz w:val="24"/>
-          <w:szCs w:val="24"/>
-        </w:rPr>
-      </w:pPr>
-      <w:r>
-        <w:rPr>
-          <w:rFonts w:asciiTheme="minorHAnsi" w:hAnsiTheme="minorHAnsi" w:cstheme="minorHAnsi"/>
-          <w:sz w:val="24"/>
-          <w:szCs w:val="24"/>
-        </w:rPr>
-        <w:t xml:space="preserve">• </w:t>
-      </w:r>
-      <w:proofErr w:type="spellStart"/>
-      <w:r>
-        <w:rPr>
-          <w:rFonts w:asciiTheme="minorHAnsi" w:hAnsiTheme="minorHAnsi" w:cstheme="minorHAnsi"/>
-          <w:sz w:val="24"/>
-          <w:szCs w:val="24"/>
-        </w:rPr>
-        <w:t>Backend</w:t>
-      </w:r>
-      <w:proofErr w:type="spellEnd"/>
-      <w:r>
-        <w:rPr>
-          <w:rFonts w:asciiTheme="minorHAnsi" w:hAnsiTheme="minorHAnsi" w:cstheme="minorHAnsi"/>
-          <w:sz w:val="24"/>
-          <w:szCs w:val="24"/>
-        </w:rPr>
-        <w:t>: Django + PostgreSQL (por implementar)</w:t>
-      </w:r>
-    </w:p>
-    <w:p>
-      <w:pPr>
-        <w:pStyle w:val="Textosinformato"/>
-        <w:rPr>
-          <w:rFonts w:asciiTheme="minorHAnsi" w:hAnsiTheme="minorHAnsi" w:cstheme="minorHAnsi"/>
-          <w:sz w:val="24"/>
-          <w:szCs w:val="24"/>
-        </w:rPr>
-      </w:pPr>
-      <w:r>
-        <w:rPr>
-          <w:rFonts w:asciiTheme="minorHAnsi" w:hAnsiTheme="minorHAnsi" w:cstheme="minorHAnsi"/>
-          <w:sz w:val="24"/>
-          <w:szCs w:val="24"/>
-        </w:rPr>
-        <w:t xml:space="preserve">• </w:t>
-      </w:r>
-      <w:proofErr w:type="spellStart"/>
-      <w:r>
-        <w:rPr>
-          <w:rFonts w:asciiTheme="minorHAnsi" w:hAnsiTheme="minorHAnsi" w:cstheme="minorHAnsi"/>
-          <w:sz w:val="24"/>
-          <w:szCs w:val="24"/>
-        </w:rPr>
-        <w:t>Deployment</w:t>
-      </w:r>
-      <w:proofErr w:type="spellEnd"/>
-      <w:r>
-        <w:rPr>
-          <w:rFonts w:asciiTheme="minorHAnsi" w:hAnsiTheme="minorHAnsi" w:cstheme="minorHAnsi"/>
-          <w:sz w:val="24"/>
-          <w:szCs w:val="24"/>
-        </w:rPr>
-        <w:t>: Docker</w:t>
+          <w:lang w:val="en-US"/>
+        </w:rPr>
+        <w:t>)</w:t>
+      </w:r>
+    </w:p>
+    <w:p>
+      <w:pPr>
+        <w:pStyle w:val="Textosinformato"/>
+        <w:rPr>
+          <w:rFonts w:asciiTheme="minorHAnsi" w:hAnsiTheme="minorHAnsi" w:cstheme="minorHAnsi"/>
+          <w:sz w:val="24"/>
+          <w:szCs w:val="24"/>
+          <w:lang w:val="en-US"/>
+        </w:rPr>
+      </w:pPr>
+      <w:r>
+        <w:rPr>
+          <w:rFonts w:asciiTheme="minorHAnsi" w:hAnsiTheme="minorHAnsi" w:cstheme="minorHAnsi"/>
+          <w:sz w:val="24"/>
+          <w:szCs w:val="24"/>
+          <w:lang w:val="en-US"/>
+        </w:rPr>
+        <w:t>• Deployment: Docker</w:t>
       </w:r>
     </w:p>
     <w:p>
@@ -5250,6 +5190,7 @@
           <w:rFonts w:asciiTheme="minorHAnsi" w:hAnsiTheme="minorHAnsi" w:cstheme="minorHAnsi"/>
           <w:sz w:val="24"/>
           <w:szCs w:val="24"/>
+          <w:lang w:val="en-US"/>
         </w:rPr>
       </w:pPr>
       <w:proofErr w:type="spellStart"/>
@@ -5258,6 +5199,7 @@
           <w:rFonts w:asciiTheme="minorHAnsi" w:hAnsiTheme="minorHAnsi" w:cstheme="minorHAnsi"/>
           <w:sz w:val="24"/>
           <w:szCs w:val="24"/>
+          <w:lang w:val="en-US"/>
         </w:rPr>
         <w:t>AdminDashboardBI</w:t>
       </w:r>
@@ -5267,17 +5209,9 @@
           <w:rFonts w:asciiTheme="minorHAnsi" w:hAnsiTheme="minorHAnsi" w:cstheme="minorHAnsi"/>
           <w:sz w:val="24"/>
           <w:szCs w:val="24"/>
-        </w:rPr>
-        <w:t xml:space="preserve">: Panel administrativo con </w:t>
-      </w:r>
-      <w:proofErr w:type="gramStart"/>
-      <w:r>
-        <w:rPr>
-          <w:rFonts w:asciiTheme="minorHAnsi" w:hAnsiTheme="minorHAnsi" w:cstheme="minorHAnsi"/>
-          <w:sz w:val="24"/>
-          <w:szCs w:val="24"/>
-        </w:rPr>
-        <w:t xml:space="preserve">Business </w:t>
+          <w:lang w:val="en-US"/>
+        </w:rPr>
+        <w:t xml:space="preserve">: Panel </w:t>
       </w:r>
       <w:proofErr w:type="spellStart"/>
       <w:r>
@@ -5285,11 +5219,20 @@
           <w:rFonts w:asciiTheme="minorHAnsi" w:hAnsiTheme="minorHAnsi" w:cstheme="minorHAnsi"/>
           <w:sz w:val="24"/>
           <w:szCs w:val="24"/>
-        </w:rPr>
-        <w:t>Intelligence</w:t>
+          <w:lang w:val="en-US"/>
+        </w:rPr>
+        <w:t>administrativo</w:t>
       </w:r>
       <w:proofErr w:type="spellEnd"/>
-      <w:proofErr w:type="gramEnd"/>
+      <w:r>
+        <w:rPr>
+          <w:rFonts w:asciiTheme="minorHAnsi" w:hAnsiTheme="minorHAnsi" w:cstheme="minorHAnsi"/>
+          <w:sz w:val="24"/>
+          <w:szCs w:val="24"/>
+          <w:lang w:val="en-US"/>
+        </w:rPr>
+        <w:t xml:space="preserve"> con Business Intelligence</w:t>
+      </w:r>
     </w:p>
     <w:p>
       <w:pPr>
@@ -6688,16 +6631,27 @@
           <w:rFonts w:asciiTheme="minorHAnsi" w:hAnsiTheme="minorHAnsi" w:cstheme="minorHAnsi"/>
           <w:sz w:val="24"/>
           <w:szCs w:val="24"/>
-        </w:rPr>
-      </w:pPr>
+          <w:lang w:val="en-US"/>
+        </w:rPr>
+      </w:pPr>
+      <w:r>
+        <w:rPr>
+          <w:rFonts w:asciiTheme="minorHAnsi" w:hAnsiTheme="minorHAnsi" w:cstheme="minorHAnsi"/>
+          <w:sz w:val="24"/>
+          <w:szCs w:val="24"/>
+          <w:lang w:val="en-US"/>
+        </w:rPr>
+        <w:t xml:space="preserve">Design system </w:t>
+      </w:r>
       <w:proofErr w:type="spellStart"/>
       <w:r>
         <w:rPr>
           <w:rFonts w:asciiTheme="minorHAnsi" w:hAnsiTheme="minorHAnsi" w:cstheme="minorHAnsi"/>
           <w:sz w:val="24"/>
           <w:szCs w:val="24"/>
-        </w:rPr>
-        <w:t>Design</w:t>
+          <w:lang w:val="en-US"/>
+        </w:rPr>
+        <w:t>profesional</w:t>
       </w:r>
       <w:proofErr w:type="spellEnd"/>
       <w:r>
@@ -6705,44 +6659,9 @@
           <w:rFonts w:asciiTheme="minorHAnsi" w:hAnsiTheme="minorHAnsi" w:cstheme="minorHAnsi"/>
           <w:sz w:val="24"/>
           <w:szCs w:val="24"/>
-        </w:rPr>
-        <w:t xml:space="preserve"> </w:t>
-      </w:r>
-      <w:proofErr w:type="spellStart"/>
-      <w:r>
-        <w:rPr>
-          <w:rFonts w:asciiTheme="minorHAnsi" w:hAnsiTheme="minorHAnsi" w:cstheme="minorHAnsi"/>
-          <w:sz w:val="24"/>
-          <w:szCs w:val="24"/>
-        </w:rPr>
-        <w:t>system</w:t>
-      </w:r>
-      <w:proofErr w:type="spellEnd"/>
-      <w:r>
-        <w:rPr>
-          <w:rFonts w:asciiTheme="minorHAnsi" w:hAnsiTheme="minorHAnsi" w:cstheme="minorHAnsi"/>
-          <w:sz w:val="24"/>
-          <w:szCs w:val="24"/>
-        </w:rPr>
-        <w:t xml:space="preserve"> profesional con </w:t>
-      </w:r>
-      <w:proofErr w:type="spellStart"/>
-      <w:r>
-        <w:rPr>
-          <w:rFonts w:asciiTheme="minorHAnsi" w:hAnsiTheme="minorHAnsi" w:cstheme="minorHAnsi"/>
-          <w:sz w:val="24"/>
-          <w:szCs w:val="24"/>
-        </w:rPr>
-        <w:t>Tailwind</w:t>
-      </w:r>
-      <w:proofErr w:type="spellEnd"/>
-      <w:r>
-        <w:rPr>
-          <w:rFonts w:asciiTheme="minorHAnsi" w:hAnsiTheme="minorHAnsi" w:cstheme="minorHAnsi"/>
-          <w:sz w:val="24"/>
-          <w:szCs w:val="24"/>
-        </w:rPr>
-        <w:t xml:space="preserve"> v4</w:t>
+          <w:lang w:val="en-US"/>
+        </w:rPr>
+        <w:t xml:space="preserve"> con Tailwind v4</w:t>
       </w:r>
     </w:p>
     <w:p>
@@ -7500,6 +7419,74 @@
           <w:szCs w:val="24"/>
         </w:rPr>
       </w:pPr>
+      <w:r>
+        <w:rPr>
+          <w:rFonts w:asciiTheme="minorHAnsi" w:hAnsiTheme="minorHAnsi" w:cstheme="minorHAnsi"/>
+          <w:sz w:val="24"/>
+          <w:szCs w:val="24"/>
+        </w:rPr>
+        <w:fldChar w:fldCharType="begin"/>
+      </w:r>
+      <w:r>
+        <w:rPr>
+          <w:rFonts w:asciiTheme="minorHAnsi" w:hAnsiTheme="minorHAnsi" w:cstheme="minorHAnsi"/>
+          <w:sz w:val="24"/>
+          <w:szCs w:val="24"/>
+        </w:rPr>
+        <w:instrText>HYPERLINK "Cronograma%20Servihogar%20v2.mpp"</w:instrText>
+      </w:r>
+      <w:r>
+        <w:rPr>
+          <w:rFonts w:asciiTheme="minorHAnsi" w:hAnsiTheme="minorHAnsi" w:cstheme="minorHAnsi"/>
+          <w:sz w:val="24"/>
+          <w:szCs w:val="24"/>
+        </w:rPr>
+      </w:r>
+      <w:r>
+        <w:rPr>
+          <w:rFonts w:asciiTheme="minorHAnsi" w:hAnsiTheme="minorHAnsi" w:cstheme="minorHAnsi"/>
+          <w:sz w:val="24"/>
+          <w:szCs w:val="24"/>
+        </w:rPr>
+        <w:fldChar w:fldCharType="separate"/>
+      </w:r>
+      <w:r>
+        <w:rPr>
+          <w:rStyle w:val="Hipervnculo"/>
+          <w:rFonts w:asciiTheme="minorHAnsi" w:hAnsiTheme="minorHAnsi" w:cstheme="minorHAnsi"/>
+          <w:sz w:val="24"/>
+          <w:szCs w:val="24"/>
+        </w:rPr>
+        <w:t xml:space="preserve">Cronograma </w:t>
+      </w:r>
+      <w:proofErr w:type="spellStart"/>
+      <w:r>
+        <w:rPr>
+          <w:rStyle w:val="Hipervnculo"/>
+          <w:rFonts w:asciiTheme="minorHAnsi" w:hAnsiTheme="minorHAnsi" w:cstheme="minorHAnsi"/>
+          <w:sz w:val="24"/>
+          <w:szCs w:val="24"/>
+        </w:rPr>
+        <w:t>Servihogar</w:t>
+      </w:r>
+      <w:proofErr w:type="spellEnd"/>
+      <w:r>
+        <w:rPr>
+          <w:rStyle w:val="Hipervnculo"/>
+          <w:rFonts w:asciiTheme="minorHAnsi" w:hAnsiTheme="minorHAnsi" w:cstheme="minorHAnsi"/>
+          <w:sz w:val="24"/>
+          <w:szCs w:val="24"/>
+        </w:rPr>
+        <w:t xml:space="preserve"> v2.mpp</w:t>
+      </w:r>
+      <w:r>
+        <w:rPr>
+          <w:rFonts w:asciiTheme="minorHAnsi" w:hAnsiTheme="minorHAnsi" w:cstheme="minorHAnsi"/>
+          <w:sz w:val="24"/>
+          <w:szCs w:val="24"/>
+        </w:rPr>
+        <w:fldChar w:fldCharType="end"/>
+      </w:r>
     </w:p>
     <w:p>
       <w:pPr>
@@ -13059,13 +13046,15 @@
           <w:rFonts w:asciiTheme="minorHAnsi" w:hAnsiTheme="minorHAnsi" w:cstheme="minorHAnsi"/>
           <w:sz w:val="24"/>
           <w:szCs w:val="24"/>
-        </w:rPr>
-      </w:pPr>
-      <w:r>
-        <w:rPr>
-          <w:rFonts w:asciiTheme="minorHAnsi" w:hAnsiTheme="minorHAnsi" w:cstheme="minorHAnsi"/>
-          <w:sz w:val="24"/>
-          <w:szCs w:val="24"/>
+          <w:lang w:val="en-US"/>
+        </w:rPr>
+      </w:pPr>
+      <w:r>
+        <w:rPr>
+          <w:rFonts w:asciiTheme="minorHAnsi" w:hAnsiTheme="minorHAnsi" w:cstheme="minorHAnsi"/>
+          <w:sz w:val="24"/>
+          <w:szCs w:val="24"/>
+          <w:lang w:val="en-US"/>
         </w:rPr>
         <w:t xml:space="preserve"> </w:t>
       </w:r>
@@ -13074,6 +13063,7 @@
           <w:rFonts w:asciiTheme="minorHAnsi" w:hAnsiTheme="minorHAnsi" w:cstheme="minorHAnsi"/>
           <w:sz w:val="24"/>
           <w:szCs w:val="24"/>
+          <w:lang w:val="en-US"/>
         </w:rPr>
         <w:t xml:space="preserve">Microsoft office/Microsoft Project </w:t>
       </w:r>
@@ -13082,24 +13072,38 @@
           <w:rFonts w:asciiTheme="minorHAnsi" w:hAnsiTheme="minorHAnsi" w:cstheme="minorHAnsi"/>
           <w:sz w:val="24"/>
           <w:szCs w:val="24"/>
-        </w:rPr>
-        <w:t>para documentación</w:t>
-      </w:r>
-    </w:p>
-    <w:p>
-      <w:pPr>
-        <w:pStyle w:val="Textosinformato"/>
-        <w:rPr>
-          <w:rFonts w:asciiTheme="minorHAnsi" w:hAnsiTheme="minorHAnsi" w:cstheme="minorHAnsi"/>
-          <w:sz w:val="24"/>
-          <w:szCs w:val="24"/>
-        </w:rPr>
-      </w:pPr>
-      <w:r>
-        <w:rPr>
-          <w:rFonts w:asciiTheme="minorHAnsi" w:hAnsiTheme="minorHAnsi" w:cstheme="minorHAnsi"/>
-          <w:sz w:val="24"/>
-          <w:szCs w:val="24"/>
+          <w:lang w:val="en-US"/>
+        </w:rPr>
+        <w:t xml:space="preserve">para </w:t>
+      </w:r>
+      <w:proofErr w:type="spellStart"/>
+      <w:r>
+        <w:rPr>
+          <w:rFonts w:asciiTheme="minorHAnsi" w:hAnsiTheme="minorHAnsi" w:cstheme="minorHAnsi"/>
+          <w:sz w:val="24"/>
+          <w:szCs w:val="24"/>
+          <w:lang w:val="en-US"/>
+        </w:rPr>
+        <w:t>documentación</w:t>
+      </w:r>
+      <w:proofErr w:type="spellEnd"/>
+    </w:p>
+    <w:p>
+      <w:pPr>
+        <w:pStyle w:val="Textosinformato"/>
+        <w:rPr>
+          <w:rFonts w:asciiTheme="minorHAnsi" w:hAnsiTheme="minorHAnsi" w:cstheme="minorHAnsi"/>
+          <w:sz w:val="24"/>
+          <w:szCs w:val="24"/>
+          <w:lang w:val="en-US"/>
+        </w:rPr>
+      </w:pPr>
+      <w:r>
+        <w:rPr>
+          <w:rFonts w:asciiTheme="minorHAnsi" w:hAnsiTheme="minorHAnsi" w:cstheme="minorHAnsi"/>
+          <w:sz w:val="24"/>
+          <w:szCs w:val="24"/>
+          <w:lang w:val="en-US"/>
         </w:rPr>
         <w:t xml:space="preserve"> </w:t>
       </w:r>
@@ -13111,6 +13115,7 @@
           <w:rFonts w:asciiTheme="minorHAnsi" w:hAnsiTheme="minorHAnsi" w:cstheme="minorHAnsi"/>
           <w:sz w:val="24"/>
           <w:szCs w:val="24"/>
+          <w:lang w:val="en-US"/>
         </w:rPr>
       </w:pPr>
     </w:p>
@@ -13179,15 +13184,25 @@
           <w:rFonts w:asciiTheme="minorHAnsi" w:hAnsiTheme="minorHAnsi" w:cstheme="minorHAnsi"/>
           <w:sz w:val="24"/>
           <w:szCs w:val="24"/>
-        </w:rPr>
-      </w:pPr>
-      <w:r>
-        <w:rPr>
-          <w:rFonts w:asciiTheme="minorHAnsi" w:hAnsiTheme="minorHAnsi" w:cstheme="minorHAnsi"/>
-          <w:sz w:val="24"/>
-          <w:szCs w:val="24"/>
-        </w:rPr>
-        <w:t xml:space="preserve"> Sprint </w:t>
+          <w:lang w:val="en-US"/>
+        </w:rPr>
+      </w:pPr>
+      <w:r>
+        <w:rPr>
+          <w:rFonts w:asciiTheme="minorHAnsi" w:hAnsiTheme="minorHAnsi" w:cstheme="minorHAnsi"/>
+          <w:sz w:val="24"/>
+          <w:szCs w:val="24"/>
+        </w:rPr>
+        <w:t xml:space="preserve"> </w:t>
+      </w:r>
+      <w:r>
+        <w:rPr>
+          <w:rFonts w:asciiTheme="minorHAnsi" w:hAnsiTheme="minorHAnsi" w:cstheme="minorHAnsi"/>
+          <w:sz w:val="24"/>
+          <w:szCs w:val="24"/>
+          <w:lang w:val="en-US"/>
+        </w:rPr>
+        <w:t xml:space="preserve">Sprint review: Cada 2 </w:t>
       </w:r>
       <w:proofErr w:type="spellStart"/>
       <w:r>
@@ -13195,8 +13210,9 @@
           <w:rFonts w:asciiTheme="minorHAnsi" w:hAnsiTheme="minorHAnsi" w:cstheme="minorHAnsi"/>
           <w:sz w:val="24"/>
           <w:szCs w:val="24"/>
-        </w:rPr>
-        <w:t>review</w:t>
+          <w:lang w:val="en-US"/>
+        </w:rPr>
+        <w:t>semanas</w:t>
       </w:r>
       <w:proofErr w:type="spellEnd"/>
       <w:r>
@@ -13204,26 +13220,36 @@
           <w:rFonts w:asciiTheme="minorHAnsi" w:hAnsiTheme="minorHAnsi" w:cstheme="minorHAnsi"/>
           <w:sz w:val="24"/>
           <w:szCs w:val="24"/>
-        </w:rPr>
-        <w:t>: Cada 2 semanas (1h)</w:t>
-      </w:r>
-    </w:p>
-    <w:p>
-      <w:pPr>
-        <w:pStyle w:val="Textosinformato"/>
-        <w:rPr>
-          <w:rFonts w:asciiTheme="minorHAnsi" w:hAnsiTheme="minorHAnsi" w:cstheme="minorHAnsi"/>
-          <w:sz w:val="24"/>
-          <w:szCs w:val="24"/>
-        </w:rPr>
-      </w:pPr>
-      <w:r>
-        <w:rPr>
-          <w:rFonts w:asciiTheme="minorHAnsi" w:hAnsiTheme="minorHAnsi" w:cstheme="minorHAnsi"/>
-          <w:sz w:val="24"/>
-          <w:szCs w:val="24"/>
-        </w:rPr>
-        <w:t xml:space="preserve"> Retrospectiva: Cada 2 semanas (1h)</w:t>
+          <w:lang w:val="en-US"/>
+        </w:rPr>
+        <w:t xml:space="preserve"> (1h)</w:t>
+      </w:r>
+    </w:p>
+    <w:p>
+      <w:pPr>
+        <w:pStyle w:val="Textosinformato"/>
+        <w:rPr>
+          <w:rFonts w:asciiTheme="minorHAnsi" w:hAnsiTheme="minorHAnsi" w:cstheme="minorHAnsi"/>
+          <w:sz w:val="24"/>
+          <w:szCs w:val="24"/>
+        </w:rPr>
+      </w:pPr>
+      <w:r>
+        <w:rPr>
+          <w:rFonts w:asciiTheme="minorHAnsi" w:hAnsiTheme="minorHAnsi" w:cstheme="minorHAnsi"/>
+          <w:sz w:val="24"/>
+          <w:szCs w:val="24"/>
+          <w:lang w:val="en-US"/>
+        </w:rPr>
+        <w:t xml:space="preserve"> </w:t>
+      </w:r>
+      <w:r>
+        <w:rPr>
+          <w:rFonts w:asciiTheme="minorHAnsi" w:hAnsiTheme="minorHAnsi" w:cstheme="minorHAnsi"/>
+          <w:sz w:val="24"/>
+          <w:szCs w:val="24"/>
+        </w:rPr>
+        <w:t>Retrospectiva: Cada 2 semanas (1h)</w:t>
       </w:r>
     </w:p>
     <w:p>
@@ -14243,17 +14269,7 @@
                 <w:sz w:val="24"/>
                 <w:szCs w:val="24"/>
               </w:rPr>
-              <w:t xml:space="preserve">Fecha: </w:t>
-            </w:r>
-            <w:r>
-              <w:rPr>
-                <w:rFonts w:asciiTheme="minorHAnsi" w:hAnsiTheme="minorHAnsi" w:cstheme="minorHAnsi"/>
-                <w:b/>
-                <w:bCs/>
-                <w:sz w:val="24"/>
-                <w:szCs w:val="24"/>
-              </w:rPr>
-              <w:t>06-10-2025</w:t>
+              <w:t>Fecha: 06-10-2025</w:t>
             </w:r>
           </w:p>
         </w:tc>
@@ -14534,6 +14550,7 @@
                 <w:rFonts w:asciiTheme="minorHAnsi" w:hAnsiTheme="minorHAnsi" w:cstheme="minorHAnsi"/>
                 <w:b/>
                 <w:bCs/>
+                <w:noProof/>
                 <w:sz w:val="24"/>
                 <w:szCs w:val="24"/>
               </w:rPr>
@@ -14859,9 +14876,12 @@
                 <w:sz w:val="24"/>
                 <w:szCs w:val="24"/>
               </w:rPr>
-              <w:t xml:space="preserve">Firma </w:t>
-            </w:r>
-            <w:r>
+              <w:t>Firma Juan Silva</w:t>
+            </w:r>
+          </w:p>
+          <w:p>
+            <w:pPr>
+              <w:pStyle w:val="Textosinformato"/>
               <w:rPr>
                 <w:rFonts w:asciiTheme="minorHAnsi" w:hAnsiTheme="minorHAnsi" w:cstheme="minorHAnsi"/>
                 <w:b/>
@@ -14869,8 +14889,7 @@
                 <w:sz w:val="24"/>
                 <w:szCs w:val="24"/>
               </w:rPr>
-              <w:t>Juan Silva</w:t>
-            </w:r>
+            </w:pPr>
           </w:p>
           <w:p>
             <w:pPr>
@@ -14883,23 +14902,12 @@
                 <w:szCs w:val="24"/>
               </w:rPr>
             </w:pPr>
-          </w:p>
-          <w:p>
-            <w:pPr>
-              <w:pStyle w:val="Textosinformato"/>
+            <w:r>
               <w:rPr>
                 <w:rFonts w:asciiTheme="minorHAnsi" w:hAnsiTheme="minorHAnsi" w:cstheme="minorHAnsi"/>
                 <w:b/>
                 <w:bCs/>
-                <w:sz w:val="24"/>
-                <w:szCs w:val="24"/>
-              </w:rPr>
-            </w:pPr>
-            <w:r>
-              <w:rPr>
-                <w:rFonts w:asciiTheme="minorHAnsi" w:hAnsiTheme="minorHAnsi" w:cstheme="minorHAnsi"/>
-                <w:b/>
-                <w:bCs/>
+                <w:noProof/>
                 <w:sz w:val="24"/>
                 <w:szCs w:val="24"/>
               </w:rPr>
@@ -14947,27 +14955,7 @@
                 <w:sz w:val="24"/>
                 <w:szCs w:val="24"/>
               </w:rPr>
-              <w:t xml:space="preserve">         </w:t>
-            </w:r>
-            <w:r>
-              <w:rPr>
-                <w:rFonts w:asciiTheme="minorHAnsi" w:hAnsiTheme="minorHAnsi" w:cstheme="minorHAnsi"/>
-                <w:b/>
-                <w:bCs/>
-                <w:sz w:val="24"/>
-                <w:szCs w:val="24"/>
-              </w:rPr>
-              <w:t>Firma</w:t>
-            </w:r>
-            <w:r>
-              <w:rPr>
-                <w:rFonts w:asciiTheme="minorHAnsi" w:hAnsiTheme="minorHAnsi" w:cstheme="minorHAnsi"/>
-                <w:b/>
-                <w:bCs/>
-                <w:sz w:val="24"/>
-                <w:szCs w:val="24"/>
-              </w:rPr>
-              <w:t xml:space="preserve"> Matias Reuque</w:t>
+              <w:t xml:space="preserve">         Firma Matias Reuque</w:t>
             </w:r>
           </w:p>
           <w:p>
@@ -21245,6 +21233,18 @@
       </w:tblBorders>
     </w:tblPr>
   </w:style>
+  <w:style w:type="character" w:styleId="Mencinsinresolver">
+    <w:name w:val="Unresolved Mention"/>
+    <w:basedOn w:val="Fuentedeprrafopredeter"/>
+    <w:uiPriority w:val="99"/>
+    <w:semiHidden/>
+    <w:unhideWhenUsed/>
+    <w:rsid w:val="007202C3"/>
+    <w:rPr>
+      <w:color w:val="605E5C"/>
+      <w:shd w:val="clear" w:color="auto" w:fill="E1DFDD"/>
+    </w:rPr>
+  </w:style>
 </w:styles>
 </file>
 
